--- a/docs/weekly-status-report-phase8.docx
+++ b/docs/weekly-status-report-phase8.docx
@@ -29,7 +29,7 @@
           <w:sz w:val="26"/>
           <w:szCs w:val="26"/>
         </w:rPr>
-        <w:t xml:space="preserve">E-Pharma Management System — Phase 8: Fulfilment &amp; Billing</w:t>
+        <w:t xml:space="preserve">E-Pharma Management System — Phase 8: Testing &amp; Reliability</w:t>
       </w:r>
     </w:p>
     <w:tbl>
@@ -312,7 +312,7 @@
                 <w:sz w:val="20"/>
                 <w:szCs w:val="20"/>
               </w:rPr>
-              <w:t xml:space="preserve">4 September 2026</w:t>
+              <w:t xml:space="preserve">6 September 2026</w:t>
             </w:r>
           </w:p>
         </w:tc>
@@ -356,7 +356,7 @@
                 <w:sz w:val="20"/>
                 <w:szCs w:val="20"/>
               </w:rPr>
-              <w:t xml:space="preserve">Phase 8 — Fulfilment &amp; Billing</w:t>
+              <w:t xml:space="preserve">Phase 8 — Testing &amp; Reliability</w:t>
             </w:r>
           </w:p>
         </w:tc>
@@ -424,7 +424,7 @@
           <w:sz w:val="22"/>
           <w:szCs w:val="22"/>
         </w:rPr>
-        <w:t xml:space="preserve">This week closed the three remaining items in the pharmacy side of the project workflow document: GST invoicing, delivery assignment, and stock in/out management. Together they complete the order lifecycle — until now the application took a payment and moved an order through its statuses, but produced no tax document, recorded no carrier, and could not explain why a stock level had changed.</w:t>
+        <w:t xml:space="preserve">This was the testing phase. The application had been built and verified feature by feature, but it had never been put under concurrent load, and it had no protection against a client sending more requests than it should. Both gaps are now closed, and the whole system is documented in a single operations runbook.</w:t>
       </w:r>
     </w:p>
     <w:p>
@@ -436,7 +436,19 @@
           <w:sz w:val="22"/>
           <w:szCs w:val="22"/>
         </w:rPr>
-        <w:t xml:space="preserve">All three are working end to end and are covered by the automated test suite, which now stands at 85 assertions passing on both SQLite and PostgreSQL. No existing behaviour changed: order totals, payment amounts and the checkout flow are exactly as before.</w:t>
+        <w:t xml:space="preserve">Load testing paid for itself immediately. It exposed a defect on the payment path that no feature test could have found: under concurrent checkout across worker processes, 26 of 60 orders failed with an internal server error — after the customer had already paid. That is fixed, and a test now fails if it returns.</w:t>
+      </w:r>
+    </w:p>
+    <w:p>
+      <w:pPr>
+        <w:spacing w:after="120"/>
+      </w:pPr>
+      <w:r>
+        <w:rPr>
+          <w:sz w:val="22"/>
+          <w:szCs w:val="22"/>
+        </w:rPr>
+        <w:t xml:space="preserve">The automated suite grew from 65 to 106 assertions and was reworked so a run reports every failure instead of stopping at the first one. The fulfilment and billing features delivered earlier in the same week are summarised in section 5.</w:t>
       </w:r>
     </w:p>
     <w:p>
@@ -445,7 +457,7 @@
         <w:spacing w:after="140" w:before="320"/>
       </w:pPr>
       <w:r>
-        <w:t xml:space="preserve">2. Work completed</w:t>
+        <w:t xml:space="preserve">2. Testing and load work</w:t>
       </w:r>
     </w:p>
     <w:p>
@@ -454,7 +466,7 @@
         <w:spacing w:after="100" w:before="240"/>
       </w:pPr>
       <w:r>
-        <w:t xml:space="preserve">2.1 GST tax invoices</w:t>
+        <w:t xml:space="preserve">2.1 Load and concurrency testing</w:t>
       </w:r>
     </w:p>
     <w:p>
@@ -471,7 +483,7 @@
           <w:sz w:val="22"/>
           <w:szCs w:val="22"/>
         </w:rPr>
-        <w:t xml:space="preserve">Every paid order now raises a tax invoice carrying the supplier’s GSTIN and drug licence, the buyer’s details, line-wise taxable value, the GST rate and the CGST/SGST split, and a rate-wise tax summary.</w:t>
+        <w:t xml:space="preserve">A Locust suite with four user profiles: anonymous browsing, a signed-in patient including the full paid-checkout path, a pharmacy working its order queue, and a no-think-time client used to find the ceiling.</w:t>
       </w:r>
     </w:p>
     <w:p>
@@ -488,7 +500,7 @@
           <w:sz w:val="22"/>
           <w:szCs w:val="22"/>
         </w:rPr>
-        <w:t xml:space="preserve">Invoice numbers follow the statutory format — a series that is consecutive per pharmacy and restarts each financial year, for example INV/2026-27/0002.</w:t>
+        <w:t xml:space="preserve">Three scenarios — realistic traffic with human pauses, saturation to find the throughput ceiling, and an abusive client to prove excess load is refused rather than allowed to degrade the service for everyone else.</w:t>
       </w:r>
     </w:p>
     <w:p>
@@ -505,7 +517,16 @@
           <w:sz w:val="22"/>
           <w:szCs w:val="22"/>
         </w:rPr>
-        <w:t xml:space="preserve">Because Indian medicine is sold at MRP, which already contains the tax, the invoice extracts the tax from the price rather than adding it on top. The customer pays exactly the cart total; the invoice explains how much of it was tax.</w:t>
+        <w:t xml:space="preserve">A separate database contention test that measures how throughput scales with worker processes, exercises concurrent checkout, and shows what happens when the database refuses a connection.</w:t>
+      </w:r>
+    </w:p>
+    <w:p>
+      <w:pPr>
+        <w:pStyle w:val="Heading2"/>
+        <w:spacing w:after="100" w:before="240"/>
+      </w:pPr>
+      <w:r>
+        <w:t xml:space="preserve">2.2 Test suite hardening</w:t>
       </w:r>
     </w:p>
     <w:p>
@@ -522,16 +543,7 @@
           <w:sz w:val="22"/>
           <w:szCs w:val="22"/>
         </w:rPr>
-        <w:t xml:space="preserve">The invoice is printable to PDF straight from the browser, so no PDF library had to be added to the project.</w:t>
-      </w:r>
-    </w:p>
-    <w:p>
-      <w:pPr>
-        <w:pStyle w:val="Heading2"/>
-        <w:spacing w:after="100" w:before="240"/>
-      </w:pPr>
-      <w:r>
-        <w:t xml:space="preserve">2.2 Delivery assignment</w:t>
+        <w:t xml:space="preserve">The suite aborted at the first failed assertion, so each run reported one problem at a time — fix, wait, find the next. It now records every outcome and lists all failures together at the end, exiting non-zero if any failed.</w:t>
       </w:r>
     </w:p>
     <w:p>
@@ -548,7 +560,7 @@
           <w:sz w:val="22"/>
           <w:szCs w:val="22"/>
         </w:rPr>
-        <w:t xml:space="preserve">A pharmacy assigns each delivery order either to its own rider (name and contact number) or to a partner courier (company and tracking reference).</w:t>
+        <w:t xml:space="preserve">Six endpoints had no coverage at all. The important one was logout: nothing was checking that signing out actually ends the session, which is a security path — a token that outlives its logout is a defect no other test would have caught.</w:t>
       </w:r>
     </w:p>
     <w:p>
@@ -565,7 +577,7 @@
           <w:sz w:val="22"/>
           <w:szCs w:val="22"/>
         </w:rPr>
-        <w:t xml:space="preserve">An order cannot be marked shipped until a carrier has been assigned — previously a patient could be told their order had shipped with nobody, including the pharmacy, able to say who was holding it.</w:t>
+        <w:t xml:space="preserve">Two assertions addressed seeded records by hard-coded database id. A change to the seed order would have pointed them at different records and they would still have passed. Both now look the record up by name or role.</w:t>
       </w:r>
     </w:p>
     <w:p>
@@ -582,16 +594,7 @@
           <w:sz w:val="22"/>
           <w:szCs w:val="22"/>
         </w:rPr>
-        <w:t xml:space="preserve">The patient sees the carrier and tracking reference on their order, and is notified the moment it is assigned.</w:t>
-      </w:r>
-    </w:p>
-    <w:p>
-      <w:pPr>
-        <w:pStyle w:val="Heading2"/>
-        <w:spacing w:after="100" w:before="240"/>
-      </w:pPr>
-      <w:r>
-        <w:t xml:space="preserve">2.3 Stock in / out ledger</w:t>
+        <w:t xml:space="preserve">A PostgreSQL run left data behind, so a second run failed and the documentation told the reader to drop the database by hand. The suite now resets the schema itself.</w:t>
       </w:r>
     </w:p>
     <w:p>
@@ -608,7 +611,16 @@
           <w:sz w:val="22"/>
           <w:szCs w:val="22"/>
         </w:rPr>
-        <w:t xml:space="preserve">Every movement of stock is now recorded with its reason — opening balance, sale, restock, customer return, damage, expiry or correction — along with the balance it produced and who caused it.</w:t>
+        <w:t xml:space="preserve">Invoice numbering under simultaneous checkout was proved by hand when it was written and then left unguarded; it is now a standing assertion.</w:t>
+      </w:r>
+    </w:p>
+    <w:p>
+      <w:pPr>
+        <w:pStyle w:val="Heading2"/>
+        <w:spacing w:after="100" w:before="240"/>
+      </w:pPr>
+      <w:r>
+        <w:t xml:space="preserve">2.3 Request rate limiting</w:t>
       </w:r>
     </w:p>
     <w:p>
@@ -625,7 +637,7 @@
           <w:sz w:val="22"/>
           <w:szCs w:val="22"/>
         </w:rPr>
-        <w:t xml:space="preserve">Restocking is done by booking a quantity and a reason instead of overwriting the stock figure, so the reason for a change is never lost.</w:t>
+        <w:t xml:space="preserve">Every API route is rate limited per client, in two tiers: login, registration and account deletion get a tight allowance, because those are the endpoints an attacker brute-forces; everything else gets a general allowance.</w:t>
       </w:r>
     </w:p>
     <w:p>
@@ -642,7 +654,74 @@
           <w:sz w:val="22"/>
           <w:szCs w:val="22"/>
         </w:rPr>
-        <w:t xml:space="preserve">Editing the stock field directly is still permitted, but it is recorded as an adjustment: no change to a stock level goes unexplained.</w:t>
+        <w:t xml:space="preserve">A refused request returns 429 with a JSON body, a Retry-After header and the standard rate-limit headers, so a well-behaved client can slow down before it is refused rather than after.</w:t>
+      </w:r>
+    </w:p>
+    <w:p>
+      <w:pPr>
+        <w:pStyle w:val="ListParagraph"/>
+        <w:numPr>
+          <w:ilvl w:val="0"/>
+          <w:numId w:val="1"/>
+        </w:numPr>
+        <w:spacing w:after="80"/>
+      </w:pPr>
+      <w:r>
+        <w:rPr>
+          <w:sz w:val="22"/>
+          <w:szCs w:val="22"/>
+        </w:rPr>
+        <w:t xml:space="preserve">Health checks are never rate limited. A throttled health check makes a load balancer pull a healthy server out of rotation, turning a traffic spike into an outage.</w:t>
+      </w:r>
+    </w:p>
+    <w:p>
+      <w:pPr>
+        <w:pStyle w:val="ListParagraph"/>
+        <w:numPr>
+          <w:ilvl w:val="0"/>
+          <w:numId w:val="1"/>
+        </w:numPr>
+        <w:spacing w:after="80"/>
+      </w:pPr>
+      <w:r>
+        <w:rPr>
+          <w:sz w:val="22"/>
+          <w:szCs w:val="22"/>
+        </w:rPr>
+        <w:t xml:space="preserve">The client address is taken from the connection unless the application is explicitly told it sits behind a trusted proxy. Trusting the forwarded header by default would let anyone forge a new identity on every request and bypass the limit entirely.</w:t>
+      </w:r>
+    </w:p>
+    <w:p>
+      <w:pPr>
+        <w:pStyle w:val="Heading2"/>
+        <w:spacing w:after="100" w:before="240"/>
+      </w:pPr>
+      <w:r>
+        <w:t xml:space="preserve">2.4 Operations runbook</w:t>
+      </w:r>
+    </w:p>
+    <w:p>
+      <w:pPr>
+        <w:spacing w:after="120"/>
+      </w:pPr>
+      <w:r>
+        <w:rPr>
+          <w:sz w:val="22"/>
+          <w:szCs w:val="22"/>
+        </w:rPr>
+        <w:t xml:space="preserve">A single end-to-end document covering the system, how to start it, how to prove it works, the complete business flow across all four roles, administration, deployment, day-to-day operation, troubleshooting, recovery and decommissioning. Every command in it was run before it was written down.</w:t>
+      </w:r>
+    </w:p>
+    <w:p>
+      <w:pPr>
+        <w:spacing w:after="120"/>
+      </w:pPr>
+      <w:r>
+        <w:rPr>
+          <w:sz w:val="22"/>
+          <w:szCs w:val="22"/>
+        </w:rPr>
+        <w:t xml:space="preserve">Writing it surfaced that the three existing documents contradicted each other — the test suite was described as 45, 49 and 65 assertions in three different places, and the demo script opened with a command that had not existed since the backend moved to Python. Those are corrected.</w:t>
       </w:r>
     </w:p>
     <w:p>
@@ -651,7 +730,7 @@
         <w:spacing w:after="140" w:before="320"/>
       </w:pPr>
       <w:r>
-        <w:t xml:space="preserve">3. Design decision: what an invoice number has to guarantee</w:t>
+        <w:t xml:space="preserve">3. The defect the load test found</w:t>
       </w:r>
     </w:p>
     <w:p>
@@ -663,7 +742,7 @@
           <w:sz w:val="22"/>
           <w:szCs w:val="22"/>
         </w:rPr>
-        <w:t xml:space="preserve">The obvious way to number invoices is to reuse the order id — it already exists, it is unique, and it never repeats. It is also wrong here, and it is worth recording why.</w:t>
+        <w:t xml:space="preserve">Placing an order is the application’s most careful path: it verifies the payment, decrements stock, recomputes the total to reject a tampered cart, and reserves a tax-invoice serial — all inside one database transaction.</w:t>
       </w:r>
     </w:p>
     <w:p>
@@ -675,7 +754,7 @@
           <w:sz w:val="22"/>
           <w:szCs w:val="22"/>
         </w:rPr>
-        <w:t xml:space="preserve">A GST tax invoice is a statutory document. CGST Rule 46(b) requires a serial number that is consecutive for the supplier and unique within a financial year. Order ids are allocated across the whole platform, so a single pharmacy’s invoices would read 0004, 0009, 0021 — unique, but not consecutive, and a series full of holes is exactly what an audit asks about.</w:t>
+        <w:t xml:space="preserve">That transaction was opened in deferred mode. A deferred transaction takes a read lock and upgrades to a write lock on its first write. SQLite deliberately does not apply its busy timeout to that upgrade, because waiting there can deadlock — so when two workers checked out at the same moment, the second failed instantly with "database is locked" rather than waiting its turn. The customer saw an internal server error on a payment that had already been taken.</w:t>
       </w:r>
     </w:p>
     <w:p>
@@ -687,7 +766,7 @@
           <w:sz w:val="22"/>
           <w:szCs w:val="22"/>
         </w:rPr>
-        <w:t xml:space="preserve">The implementation therefore keeps one counter row per pharmacy per financial year. Incrementing it takes a database row lock, which is what makes concurrent checkouts safe: on PostgreSQL a second checkout at the same pharmacy waits for the first to commit, and on SQLite the transaction’s write lock has the same effect. Numbering happens inside the order transaction, so if the order fails the number is released rather than skipped.</w:t>
+        <w:t xml:space="preserve">The fix is to take the write lock up front, where the busy timeout does apply. All three write paths — order placement, stock movements and account erasure — now do so. Sixty concurrent checkouts across four worker processes now all succeed.</w:t>
       </w:r>
     </w:p>
     <w:p>
@@ -699,28 +778,7 @@
           <w:sz w:val="22"/>
           <w:szCs w:val="22"/>
         </w:rPr>
-        <w:t xml:space="preserve">This was verified rather than assumed: twelve simultaneous checkouts spread across four separate server worker processes produced twelve unique invoice numbers, 0001 to 0012, with no duplicates and no gaps. A unique database index backs the reasoning up, so that if the argument were ever wrong the result would be a failed order rather than two customers holding the same invoice number.</w:t>
-      </w:r>
-    </w:p>
-    <w:p>
-      <w:pPr>
-        <w:pStyle w:val="Heading2"/>
-        <w:spacing w:after="100" w:before="240"/>
-      </w:pPr>
-      <w:r>
-        <w:t xml:space="preserve">3.1 A related decision: invoices do not move</w:t>
-      </w:r>
-    </w:p>
-    <w:p>
-      <w:pPr>
-        <w:spacing w:after="120"/>
-      </w:pPr>
-      <w:r>
-        <w:rPr>
-          <w:sz w:val="22"/>
-          <w:szCs w:val="22"/>
-        </w:rPr>
-        <w:t xml:space="preserve">While testing, changing a medicine from the 5% to the 12% GST slab silently rewrote an invoice that had already been issued, because the invoice was reading the product’s current rate. An issued tax invoice is a historical record of what was charged, so the tax rate is now stored on the order line at purchase, exactly as the price already was. Editing the catalogue can no longer alter a document a customer is already holding.</w:t>
+        <w:t xml:space="preserve">This could only be found with real concurrency across processes. The development server funnels every request through one database connection behind one lock, so the contention never arises there, and the concurrency assertion already in the test suite ran against that server and could never have caught it. The regression guard therefore lives in the contention test, which runs a real multi-process server.</w:t>
       </w:r>
     </w:p>
     <w:p>
@@ -729,7 +787,76 @@
         <w:spacing w:after="140" w:before="320"/>
       </w:pPr>
       <w:r>
-        <w:t xml:space="preserve">4. Technical implementation</w:t>
+        <w:t xml:space="preserve">4. Trusting the measurements</w:t>
+      </w:r>
+    </w:p>
+    <w:p>
+      <w:pPr>
+        <w:spacing w:after="120"/>
+      </w:pPr>
+      <w:r>
+        <w:rPr>
+          <w:sz w:val="22"/>
+          <w:szCs w:val="22"/>
+        </w:rPr>
+        <w:t xml:space="preserve">Two defects in the test harness itself reported failures the application had not caused. Both are worth recording, because a load test that cries wolf is worse than no load test at all.</w:t>
+      </w:r>
+    </w:p>
+    <w:p>
+      <w:pPr>
+        <w:spacing w:after="120"/>
+      </w:pPr>
+      <w:r>
+        <w:rPr>
+          <w:sz w:val="22"/>
+          <w:szCs w:val="22"/>
+        </w:rPr>
+        <w:t xml:space="preserve">The first was worker readiness. Waiting for the health endpoint proves only that one worker has started — the server hands each connection to whichever worker accepts it first, so a warm-up can be answered entirely by workers already running while a sibling is still starting. Measuring through that window reported thousands of application failures that were really start-up. The check now sends a burst wider than the worker count in parallel and requires two clean bursts in a row.</w:t>
+      </w:r>
+    </w:p>
+    <w:p>
+      <w:pPr>
+        <w:spacing w:after="120"/>
+      </w:pPr>
+      <w:r>
+        <w:rPr>
+          <w:sz w:val="22"/>
+          <w:szCs w:val="22"/>
+        </w:rPr>
+        <w:t xml:space="preserve">The second was subtler. The load generator itself ran out of local network ports, because the default server configuration closes every connection and each request therefore consumed a new one. That surfaced as up to 9,747 errors that look exactly like server failures and are not. The harness now uses connection reuse, which removes the artefact and does not change what is being measured.</w:t>
+      </w:r>
+    </w:p>
+    <w:p>
+      <w:pPr>
+        <w:spacing w:after="120"/>
+      </w:pPr>
+      <w:r>
+        <w:rPr>
+          <w:sz w:val="22"/>
+          <w:szCs w:val="22"/>
+        </w:rPr>
+        <w:t xml:space="preserve">The scaling table now also reports what failed, not merely how many, so a connection the server never accepted can no longer be mistaken for the application returning an error.</w:t>
+      </w:r>
+    </w:p>
+    <w:p>
+      <w:pPr>
+        <w:pStyle w:val="Heading1"/>
+        <w:spacing w:after="140" w:before="320"/>
+      </w:pPr>
+      <w:r>
+        <w:t xml:space="preserve">5. Features delivered earlier in the same week</w:t>
+      </w:r>
+    </w:p>
+    <w:p>
+      <w:pPr>
+        <w:spacing w:after="120"/>
+      </w:pPr>
+      <w:r>
+        <w:rPr>
+          <w:sz w:val="22"/>
+          <w:szCs w:val="22"/>
+        </w:rPr>
+        <w:t xml:space="preserve">Before the testing work, the three remaining items in the pharmacy side of the project workflow document were completed. They are summarised here for completeness; the testing above covers them.</w:t>
       </w:r>
     </w:p>
     <w:tbl>
@@ -770,7 +897,7 @@
                 <w:sz w:val="20"/>
                 <w:szCs w:val="20"/>
               </w:rPr>
-              <w:t xml:space="preserve">Area</w:t>
+              <w:t xml:space="preserve">Feature</w:t>
             </w:r>
           </w:p>
         </w:tc>
@@ -792,7 +919,7 @@
                 <w:sz w:val="20"/>
                 <w:szCs w:val="20"/>
               </w:rPr>
-              <w:t xml:space="preserve">Change</w:t>
+              <w:t xml:space="preserve">What it does</w:t>
             </w:r>
           </w:p>
         </w:tc>
@@ -815,28 +942,28 @@
                 <w:sz w:val="20"/>
                 <w:szCs w:val="20"/>
               </w:rPr>
-              <w:t xml:space="preserve">New module</w:t>
-            </w:r>
-          </w:p>
-        </w:tc>
-        <w:tc>
-          <w:tcPr>
-            <w:tcMar>
-              <w:top w:type="dxa" w:w="80"/>
-              <w:left w:type="dxa" w:w="120"/>
-              <w:bottom w:type="dxa" w:w="80"/>
-              <w:right w:type="dxa" w:w="120"/>
-            </w:tcMar>
-          </w:tcPr>
-          <w:p>
-            <w:r>
-              <w:rPr>
-                <w:b w:val="false"/>
-                <w:bCs w:val="false"/>
-                <w:sz w:val="20"/>
-                <w:szCs w:val="20"/>
-              </w:rPr>
-              <w:t xml:space="preserve">api/billing.py — financial-year logic, invoice numbering, GST extraction and invoice assembly, kept in one place</w:t>
+              <w:t xml:space="preserve">GST tax invoices</w:t>
+            </w:r>
+          </w:p>
+        </w:tc>
+        <w:tc>
+          <w:tcPr>
+            <w:tcMar>
+              <w:top w:type="dxa" w:w="80"/>
+              <w:left w:type="dxa" w:w="120"/>
+              <w:bottom w:type="dxa" w:w="80"/>
+              <w:right w:type="dxa" w:w="120"/>
+            </w:tcMar>
+          </w:tcPr>
+          <w:p>
+            <w:r>
+              <w:rPr>
+                <w:b w:val="false"/>
+                <w:bCs w:val="false"/>
+                <w:sz w:val="20"/>
+                <w:szCs w:val="20"/>
+              </w:rPr>
+              <w:t xml:space="preserve">Every paid order raises a tax invoice on a serial that is consecutive per pharmacy and reset each financial year. Medicine is sold at MRP, which already contains the tax, so the invoice extracts the CGST and SGST rather than adding them — the total is exactly what the customer paid. Printable to PDF from the browser.</w:t>
             </w:r>
           </w:p>
         </w:tc>
@@ -859,28 +986,28 @@
                 <w:sz w:val="20"/>
                 <w:szCs w:val="20"/>
               </w:rPr>
-              <w:t xml:space="preserve">Schema</w:t>
-            </w:r>
-          </w:p>
-        </w:tc>
-        <w:tc>
-          <w:tcPr>
-            <w:tcMar>
-              <w:top w:type="dxa" w:w="80"/>
-              <w:left w:type="dxa" w:w="120"/>
-              <w:bottom w:type="dxa" w:w="80"/>
-              <w:right w:type="dxa" w:w="120"/>
-            </w:tcMar>
-          </w:tcPr>
-          <w:p>
-            <w:r>
-              <w:rPr>
-                <w:b w:val="false"/>
-                <w:bCs w:val="false"/>
-                <w:sz w:val="20"/>
-                <w:szCs w:val="20"/>
-              </w:rPr>
-              <w:t xml:space="preserve">stock_moves (append-only ledger) and invoice_seq (per-pharmacy counter) added; orders gained invoice and carrier columns; medicines and order_items gained a GST rate</w:t>
+              <w:t xml:space="preserve">Immutable invoice lines</w:t>
+            </w:r>
+          </w:p>
+        </w:tc>
+        <w:tc>
+          <w:tcPr>
+            <w:tcMar>
+              <w:top w:type="dxa" w:w="80"/>
+              <w:left w:type="dxa" w:w="120"/>
+              <w:bottom w:type="dxa" w:w="80"/>
+              <w:right w:type="dxa" w:w="120"/>
+            </w:tcMar>
+          </w:tcPr>
+          <w:p>
+            <w:r>
+              <w:rPr>
+                <w:b w:val="false"/>
+                <w:bCs w:val="false"/>
+                <w:sz w:val="20"/>
+                <w:szCs w:val="20"/>
+              </w:rPr>
+              <w:t xml:space="preserve">The tax rate is stored on the order line alongside the price, so moving a product to another GST slab cannot rewrite an invoice that has already been issued.</w:t>
             </w:r>
           </w:p>
         </w:tc>
@@ -903,28 +1030,28 @@
                 <w:sz w:val="20"/>
                 <w:szCs w:val="20"/>
               </w:rPr>
-              <w:t xml:space="preserve">Upgrades</w:t>
-            </w:r>
-          </w:p>
-        </w:tc>
-        <w:tc>
-          <w:tcPr>
-            <w:tcMar>
-              <w:top w:type="dxa" w:w="80"/>
-              <w:left w:type="dxa" w:w="120"/>
-              <w:bottom w:type="dxa" w:w="80"/>
-              <w:right w:type="dxa" w:w="120"/>
-            </w:tcMar>
-          </w:tcPr>
-          <w:p>
-            <w:r>
-              <w:rPr>
-                <w:b w:val="false"/>
-                <w:bCs w:val="false"/>
-                <w:sz w:val="20"/>
-                <w:szCs w:val="20"/>
-              </w:rPr>
-              <w:t xml:space="preserve">All new columns are added additively on start-up, so an existing database gains them without losing data; orders placed before this week simply have no invoice</w:t>
+              <w:t xml:space="preserve">Delivery assignment</w:t>
+            </w:r>
+          </w:p>
+        </w:tc>
+        <w:tc>
+          <w:tcPr>
+            <w:tcMar>
+              <w:top w:type="dxa" w:w="80"/>
+              <w:left w:type="dxa" w:w="120"/>
+              <w:bottom w:type="dxa" w:w="80"/>
+              <w:right w:type="dxa" w:w="120"/>
+            </w:tcMar>
+          </w:tcPr>
+          <w:p>
+            <w:r>
+              <w:rPr>
+                <w:b w:val="false"/>
+                <w:bCs w:val="false"/>
+                <w:sz w:val="20"/>
+                <w:szCs w:val="20"/>
+              </w:rPr>
+              <w:t xml:space="preserve">A pharmacy assigns each delivery order to its own rider or to a partner courier. An order cannot be marked shipped until it has a carrier, and the patient is told who is holding it.</w:t>
             </w:r>
           </w:p>
         </w:tc>
@@ -947,28 +1074,103 @@
                 <w:sz w:val="20"/>
                 <w:szCs w:val="20"/>
               </w:rPr>
-              <w:t xml:space="preserve">API</w:t>
-            </w:r>
-          </w:p>
-        </w:tc>
-        <w:tc>
-          <w:tcPr>
-            <w:tcMar>
-              <w:top w:type="dxa" w:w="80"/>
-              <w:left w:type="dxa" w:w="120"/>
-              <w:bottom w:type="dxa" w:w="80"/>
-              <w:right w:type="dxa" w:w="120"/>
-            </w:tcMar>
-          </w:tcPr>
-          <w:p>
-            <w:r>
-              <w:rPr>
-                <w:b w:val="false"/>
-                <w:bCs w:val="false"/>
-                <w:sz w:val="20"/>
-                <w:szCs w:val="20"/>
-              </w:rPr>
-              <w:t xml:space="preserve">GET /api/orders/:id/invoice, POST /api/orders/:id/delivery, GET and POST /api/medicines/:id/stock</w:t>
+              <w:t xml:space="preserve">Stock in / out ledger</w:t>
+            </w:r>
+          </w:p>
+        </w:tc>
+        <w:tc>
+          <w:tcPr>
+            <w:tcMar>
+              <w:top w:type="dxa" w:w="80"/>
+              <w:left w:type="dxa" w:w="120"/>
+              <w:bottom w:type="dxa" w:w="80"/>
+              <w:right w:type="dxa" w:w="120"/>
+            </w:tcMar>
+          </w:tcPr>
+          <w:p>
+            <w:r>
+              <w:rPr>
+                <w:b w:val="false"/>
+                <w:bCs w:val="false"/>
+                <w:sz w:val="20"/>
+                <w:szCs w:val="20"/>
+              </w:rPr>
+              <w:t xml:space="preserve">Every movement of stock is recorded with its reason, the resulting balance and who caused it. Restocking books a quantity and a reason instead of overwriting the level; a direct edit is still allowed but logged as an adjustment.</w:t>
+            </w:r>
+          </w:p>
+        </w:tc>
+      </w:tr>
+    </w:tbl>
+    <w:p>
+      <w:pPr>
+        <w:pStyle w:val="Heading1"/>
+        <w:spacing w:after="140" w:before="320"/>
+      </w:pPr>
+      <w:r>
+        <w:t xml:space="preserve">6. Measured results</w:t>
+      </w:r>
+    </w:p>
+    <w:tbl>
+      <w:tblPr>
+        <w:tblW w:type="pct" w:w="100%"/>
+        <w:tblBorders>
+          <w:top w:val="single" w:color="auto" w:sz="4"/>
+          <w:left w:val="single" w:color="auto" w:sz="4"/>
+          <w:bottom w:val="single" w:color="auto" w:sz="4"/>
+          <w:right w:val="single" w:color="auto" w:sz="4"/>
+          <w:insideH w:val="single" w:color="auto" w:sz="4"/>
+          <w:insideV w:val="single" w:color="auto" w:sz="4"/>
+        </w:tblBorders>
+      </w:tblPr>
+      <w:tblGrid>
+        <w:gridCol w:w="3200"/>
+        <w:gridCol w:w="5800"/>
+      </w:tblGrid>
+      <w:tr>
+        <w:trPr>
+          <w:tblHeader/>
+        </w:trPr>
+        <w:tc>
+          <w:tcPr>
+            <w:shd w:fill="EFF4F3"/>
+            <w:tcMar>
+              <w:top w:type="dxa" w:w="80"/>
+              <w:left w:type="dxa" w:w="120"/>
+              <w:bottom w:type="dxa" w:w="80"/>
+              <w:right w:type="dxa" w:w="120"/>
+            </w:tcMar>
+          </w:tcPr>
+          <w:p>
+            <w:r>
+              <w:rPr>
+                <w:b/>
+                <w:bCs/>
+                <w:sz w:val="20"/>
+                <w:szCs w:val="20"/>
+              </w:rPr>
+              <w:t xml:space="preserve">Measurement</w:t>
+            </w:r>
+          </w:p>
+        </w:tc>
+        <w:tc>
+          <w:tcPr>
+            <w:shd w:fill="EFF4F3"/>
+            <w:tcMar>
+              <w:top w:type="dxa" w:w="80"/>
+              <w:left w:type="dxa" w:w="120"/>
+              <w:bottom w:type="dxa" w:w="80"/>
+              <w:right w:type="dxa" w:w="120"/>
+            </w:tcMar>
+          </w:tcPr>
+          <w:p>
+            <w:r>
+              <w:rPr>
+                <w:b/>
+                <w:bCs/>
+                <w:sz w:val="20"/>
+                <w:szCs w:val="20"/>
+              </w:rPr>
+              <w:t xml:space="preserve">Result</w:t>
             </w:r>
           </w:p>
         </w:tc>
@@ -991,28 +1193,248 @@
                 <w:sz w:val="20"/>
                 <w:szCs w:val="20"/>
               </w:rPr>
-              <w:t xml:space="preserve">Interface</w:t>
-            </w:r>
-          </w:p>
-        </w:tc>
-        <w:tc>
-          <w:tcPr>
-            <w:tcMar>
-              <w:top w:type="dxa" w:w="80"/>
-              <w:left w:type="dxa" w:w="120"/>
-              <w:bottom w:type="dxa" w:w="80"/>
-              <w:right w:type="dxa" w:w="120"/>
-            </w:tcMar>
-          </w:tcPr>
-          <w:p>
-            <w:r>
-              <w:rPr>
-                <w:b w:val="false"/>
-                <w:bCs w:val="false"/>
-                <w:sz w:val="20"/>
-                <w:szCs w:val="20"/>
-              </w:rPr>
-              <w:t xml:space="preserve">Printable invoice sheet, delivery assignment dialog, stock ledger dialog, and a GST column on the inventory table</w:t>
+              <w:t xml:space="preserve">Realistic load (60 users, think time)</w:t>
+            </w:r>
+          </w:p>
+        </w:tc>
+        <w:tc>
+          <w:tcPr>
+            <w:tcMar>
+              <w:top w:type="dxa" w:w="80"/>
+              <w:left w:type="dxa" w:w="120"/>
+              <w:bottom w:type="dxa" w:w="80"/>
+              <w:right w:type="dxa" w:w="120"/>
+            </w:tcMar>
+          </w:tcPr>
+          <w:p>
+            <w:r>
+              <w:rPr>
+                <w:b w:val="false"/>
+                <w:bCs w:val="false"/>
+                <w:sz w:val="20"/>
+                <w:szCs w:val="20"/>
+              </w:rPr>
+              <w:t xml:space="preserve">72 requests/second, 10 ms at the 95th percentile, zero failures</w:t>
+            </w:r>
+          </w:p>
+        </w:tc>
+      </w:tr>
+      <w:tr>
+        <w:tc>
+          <w:tcPr>
+            <w:tcMar>
+              <w:top w:type="dxa" w:w="80"/>
+              <w:left w:type="dxa" w:w="120"/>
+              <w:bottom w:type="dxa" w:w="80"/>
+              <w:right w:type="dxa" w:w="120"/>
+            </w:tcMar>
+          </w:tcPr>
+          <w:p>
+            <w:r>
+              <w:rPr>
+                <w:b w:val="false"/>
+                <w:bCs w:val="false"/>
+                <w:sz w:val="20"/>
+                <w:szCs w:val="20"/>
+              </w:rPr>
+              <w:t xml:space="preserve">Throughput ceiling (saturation)</w:t>
+            </w:r>
+          </w:p>
+        </w:tc>
+        <w:tc>
+          <w:tcPr>
+            <w:tcMar>
+              <w:top w:type="dxa" w:w="80"/>
+              <w:left w:type="dxa" w:w="120"/>
+              <w:bottom w:type="dxa" w:w="80"/>
+              <w:right w:type="dxa" w:w="120"/>
+            </w:tcMar>
+          </w:tcPr>
+          <w:p>
+            <w:r>
+              <w:rPr>
+                <w:b w:val="false"/>
+                <w:bCs w:val="false"/>
+                <w:sz w:val="20"/>
+                <w:szCs w:val="20"/>
+              </w:rPr>
+              <w:t xml:space="preserve">~3,480 requests/second, 18 ms at the 95th percentile</w:t>
+            </w:r>
+          </w:p>
+        </w:tc>
+      </w:tr>
+      <w:tr>
+        <w:tc>
+          <w:tcPr>
+            <w:tcMar>
+              <w:top w:type="dxa" w:w="80"/>
+              <w:left w:type="dxa" w:w="120"/>
+              <w:bottom w:type="dxa" w:w="80"/>
+              <w:right w:type="dxa" w:w="120"/>
+            </w:tcMar>
+          </w:tcPr>
+          <w:p>
+            <w:r>
+              <w:rPr>
+                <w:b w:val="false"/>
+                <w:bCs w:val="false"/>
+                <w:sz w:val="20"/>
+                <w:szCs w:val="20"/>
+              </w:rPr>
+              <w:t xml:space="preserve">Under rate limiting (abusive client)</w:t>
+            </w:r>
+          </w:p>
+        </w:tc>
+        <w:tc>
+          <w:tcPr>
+            <w:tcMar>
+              <w:top w:type="dxa" w:w="80"/>
+              <w:left w:type="dxa" w:w="120"/>
+              <w:bottom w:type="dxa" w:w="80"/>
+              <w:right w:type="dxa" w:w="120"/>
+            </w:tcMar>
+          </w:tcPr>
+          <w:p>
+            <w:r>
+              <w:rPr>
+                <w:b w:val="false"/>
+                <w:bCs w:val="false"/>
+                <w:sz w:val="20"/>
+                <w:szCs w:val="20"/>
+              </w:rPr>
+              <w:t xml:space="preserve">Excess shed at ~3,365 requests/second, 7 ms — refusing load is cheaper than serving it</w:t>
+            </w:r>
+          </w:p>
+        </w:tc>
+      </w:tr>
+      <w:tr>
+        <w:tc>
+          <w:tcPr>
+            <w:tcMar>
+              <w:top w:type="dxa" w:w="80"/>
+              <w:left w:type="dxa" w:w="120"/>
+              <w:bottom w:type="dxa" w:w="80"/>
+              <w:right w:type="dxa" w:w="120"/>
+            </w:tcMar>
+          </w:tcPr>
+          <w:p>
+            <w:r>
+              <w:rPr>
+                <w:b w:val="false"/>
+                <w:bCs w:val="false"/>
+                <w:sz w:val="20"/>
+                <w:szCs w:val="20"/>
+              </w:rPr>
+              <w:t xml:space="preserve">Worker scaling (1 / 2 / 4 / 8)</w:t>
+            </w:r>
+          </w:p>
+        </w:tc>
+        <w:tc>
+          <w:tcPr>
+            <w:tcMar>
+              <w:top w:type="dxa" w:w="80"/>
+              <w:left w:type="dxa" w:w="120"/>
+              <w:bottom w:type="dxa" w:w="80"/>
+              <w:right w:type="dxa" w:w="120"/>
+            </w:tcMar>
+          </w:tcPr>
+          <w:p>
+            <w:r>
+              <w:rPr>
+                <w:b w:val="false"/>
+                <w:bCs w:val="false"/>
+                <w:sz w:val="20"/>
+                <w:szCs w:val="20"/>
+              </w:rPr>
+              <w:t xml:space="preserve">1,580 / 2,810 / 3,470 / 3,515 requests/second, zero failures</w:t>
+            </w:r>
+          </w:p>
+        </w:tc>
+      </w:tr>
+      <w:tr>
+        <w:tc>
+          <w:tcPr>
+            <w:tcMar>
+              <w:top w:type="dxa" w:w="80"/>
+              <w:left w:type="dxa" w:w="120"/>
+              <w:bottom w:type="dxa" w:w="80"/>
+              <w:right w:type="dxa" w:w="120"/>
+            </w:tcMar>
+          </w:tcPr>
+          <w:p>
+            <w:r>
+              <w:rPr>
+                <w:b w:val="false"/>
+                <w:bCs w:val="false"/>
+                <w:sz w:val="20"/>
+                <w:szCs w:val="20"/>
+              </w:rPr>
+              <w:t xml:space="preserve">Concurrent checkout</w:t>
+            </w:r>
+          </w:p>
+        </w:tc>
+        <w:tc>
+          <w:tcPr>
+            <w:tcMar>
+              <w:top w:type="dxa" w:w="80"/>
+              <w:left w:type="dxa" w:w="120"/>
+              <w:bottom w:type="dxa" w:w="80"/>
+              <w:right w:type="dxa" w:w="120"/>
+            </w:tcMar>
+          </w:tcPr>
+          <w:p>
+            <w:r>
+              <w:rPr>
+                <w:b w:val="false"/>
+                <w:bCs w:val="false"/>
+                <w:sz w:val="20"/>
+                <w:szCs w:val="20"/>
+              </w:rPr>
+              <w:t xml:space="preserve">60 of 60 succeed (was 34 of 60)</w:t>
+            </w:r>
+          </w:p>
+        </w:tc>
+      </w:tr>
+      <w:tr>
+        <w:tc>
+          <w:tcPr>
+            <w:tcMar>
+              <w:top w:type="dxa" w:w="80"/>
+              <w:left w:type="dxa" w:w="120"/>
+              <w:bottom w:type="dxa" w:w="80"/>
+              <w:right w:type="dxa" w:w="120"/>
+            </w:tcMar>
+          </w:tcPr>
+          <w:p>
+            <w:r>
+              <w:rPr>
+                <w:b w:val="false"/>
+                <w:bCs w:val="false"/>
+                <w:sz w:val="20"/>
+                <w:szCs w:val="20"/>
+              </w:rPr>
+              <w:t xml:space="preserve">Automated assertions</w:t>
+            </w:r>
+          </w:p>
+        </w:tc>
+        <w:tc>
+          <w:tcPr>
+            <w:tcMar>
+              <w:top w:type="dxa" w:w="80"/>
+              <w:left w:type="dxa" w:w="120"/>
+              <w:bottom w:type="dxa" w:w="80"/>
+              <w:right w:type="dxa" w:w="120"/>
+            </w:tcMar>
+          </w:tcPr>
+          <w:p>
+            <w:r>
+              <w:rPr>
+                <w:b w:val="false"/>
+                <w:bCs w:val="false"/>
+                <w:sz w:val="20"/>
+                <w:szCs w:val="20"/>
+              </w:rPr>
+              <w:t xml:space="preserve">106, passing on both SQLite and PostgreSQL</w:t>
             </w:r>
           </w:p>
         </w:tc>
@@ -1020,96 +1442,47 @@
     </w:tbl>
     <w:p>
       <w:pPr>
+        <w:spacing w:after="120"/>
+      </w:pPr>
+      <w:r>
+        <w:rPr>
+          <w:sz w:val="22"/>
+          <w:szCs w:val="22"/>
+        </w:rPr>
+        <w:t xml:space="preserve">Throughput nearly doubles from one worker to two and is flat by eight — beyond that point the machine’s processor cores, not the application, are the limit. Under realistic load the same setup is idling.</w:t>
+      </w:r>
+    </w:p>
+    <w:p>
+      <w:pPr>
         <w:pStyle w:val="Heading1"/>
         <w:spacing w:after="140" w:before="320"/>
       </w:pPr>
       <w:r>
-        <w:t xml:space="preserve">5. Testing and verification</w:t>
-      </w:r>
-    </w:p>
-    <w:p>
-      <w:pPr>
-        <w:pStyle w:val="ListParagraph"/>
-        <w:numPr>
-          <w:ilvl w:val="0"/>
-          <w:numId w:val="1"/>
-        </w:numPr>
-        <w:spacing w:after="80"/>
-      </w:pPr>
-      <w:r>
-        <w:rPr>
-          <w:sz w:val="22"/>
-          <w:szCs w:val="22"/>
-        </w:rPr>
-        <w:t xml:space="preserve">The automated suite grew from 65 to 85 assertions and passes in full on both SQLite and PostgreSQL.</w:t>
-      </w:r>
-    </w:p>
-    <w:p>
-      <w:pPr>
-        <w:pStyle w:val="ListParagraph"/>
-        <w:numPr>
-          <w:ilvl w:val="0"/>
-          <w:numId w:val="1"/>
-        </w:numPr>
-        <w:spacing w:after="80"/>
-      </w:pPr>
-      <w:r>
-        <w:rPr>
-          <w:sz w:val="22"/>
-          <w:szCs w:val="22"/>
-        </w:rPr>
-        <w:t xml:space="preserve">New assertions cover invoice numbering and format, tax extracted from a GST-inclusive price, the CGST/SGST split, access control on invoices, an issued invoice staying unchanged when the product is re-slabbed, the block on shipping without a carrier, both assignment modes, and the stock ledger including its refusal to write off more units than are on the shelf.</w:t>
-      </w:r>
-    </w:p>
-    <w:p>
-      <w:pPr>
-        <w:pStyle w:val="ListParagraph"/>
-        <w:numPr>
-          <w:ilvl w:val="0"/>
-          <w:numId w:val="1"/>
-        </w:numPr>
-        <w:spacing w:after="80"/>
-      </w:pPr>
-      <w:r>
-        <w:rPr>
-          <w:sz w:val="22"/>
-          <w:szCs w:val="22"/>
-        </w:rPr>
-        <w:t xml:space="preserve">Concurrency was tested directly: 12 parallel checkouts across 4 worker processes on PostgreSQL produced a unique, gap-free invoice series.</w:t>
-      </w:r>
-    </w:p>
-    <w:p>
-      <w:pPr>
-        <w:pStyle w:val="ListParagraph"/>
-        <w:numPr>
-          <w:ilvl w:val="0"/>
-          <w:numId w:val="1"/>
-        </w:numPr>
-        <w:spacing w:after="80"/>
-      </w:pPr>
-      <w:r>
-        <w:rPr>
-          <w:sz w:val="22"/>
-          <w:szCs w:val="22"/>
-        </w:rPr>
-        <w:t xml:space="preserve">The upgrade path was tested against a copy of the existing database — new columns are added, existing records are preserved, and orders predating this week report that no invoice was raised rather than failing.</w:t>
-      </w:r>
-    </w:p>
-    <w:p>
-      <w:pPr>
-        <w:pStyle w:val="ListParagraph"/>
-        <w:numPr>
-          <w:ilvl w:val="0"/>
-          <w:numId w:val="1"/>
-        </w:numPr>
-        <w:spacing w:after="80"/>
-      </w:pPr>
-      <w:r>
-        <w:rPr>
-          <w:sz w:val="22"/>
-          <w:szCs w:val="22"/>
-        </w:rPr>
-        <w:t xml:space="preserve">The full flow was walked through in the browser for both roles: order and invoice as the patient, assignment, dispatch and stock movements as the pharmacy.</w:t>
+        <w:t xml:space="preserve">7. Known limitation, recorded not hidden</w:t>
+      </w:r>
+    </w:p>
+    <w:p>
+      <w:pPr>
+        <w:spacing w:after="120"/>
+      </w:pPr>
+      <w:r>
+        <w:rPr>
+          <w:sz w:val="22"/>
+          <w:szCs w:val="22"/>
+        </w:rPr>
+        <w:t xml:space="preserve">The database connection is opened when the application starts. A worker that cannot reach the database — which is exactly what running out of database connections looks like from the application’s side — therefore dies during start-up. It never reaches the health endpoint that exists to report this condition, so the health check does not answer at all rather than reporting the server as unhealthy, and the workers restart in a loop.</w:t>
+      </w:r>
+    </w:p>
+    <w:p>
+      <w:pPr>
+        <w:spacing w:after="120"/>
+      </w:pPr>
+      <w:r>
+        <w:rPr>
+          <w:sz w:val="22"/>
+          <w:szCs w:val="22"/>
+        </w:rPr>
+        <w:t xml:space="preserve">The consequence is that exhausting the database connection budget is a full outage rather than a graceful degradation. Until the connection is opened lazily and retried, the number of worker processes across all servers must be kept comfortably below the database’s connection limit. This is documented in the runbook together with the fix; it was left as a recorded decision rather than changed quietly, because it rewrites the layer every other part of the application depends on.</w:t>
       </w:r>
     </w:p>
     <w:p>
@@ -1118,7 +1491,7 @@
         <w:spacing w:after="140" w:before="320"/>
       </w:pPr>
       <w:r>
-        <w:t xml:space="preserve">6. Plan for the coming week</w:t>
+        <w:t xml:space="preserve">8. Plan for the coming week</w:t>
       </w:r>
     </w:p>
     <w:p>
@@ -1130,7 +1503,7 @@
           <w:sz w:val="22"/>
           <w:szCs w:val="22"/>
         </w:rPr>
-        <w:t xml:space="preserve">Phase 9 (7–13 September) takes the remaining workflow items — role and permission management for the admin panel, consent-gated access for doctors to a patient’s history, and pharmacy selection by location or price — followed by a final hardening pass ahead of handover in the closing week.</w:t>
+        <w:t xml:space="preserve">Phase 9 (7–13 September) takes the remaining items from the project workflow document — role and permission management for the administrator, consent-gated access for a doctor to a patient’s history, and pharmacy selection by location or price — followed by final documentation, the demo and handover in the closing week.</w:t>
       </w:r>
     </w:p>
     <w:p>
@@ -1142,7 +1515,7 @@
           <w:sz w:val="22"/>
           <w:szCs w:val="22"/>
         </w:rPr>
-        <w:t xml:space="preserve">Two decisions are still needed from the business rather than from engineering: which payment provider to license, and which SMS/email gateway to use. Both are configuration switches; the code paths for each are already in place and tested against mock providers.</w:t>
+        <w:t xml:space="preserve">Two decisions are still needed from the business rather than from engineering: which payment provider to license, and which SMS or email provider to use. Both are configuration switches; the code paths exist and are tested against mock providers.</w:t>
       </w:r>
     </w:p>
     <w:p>
@@ -1156,7 +1529,7 @@
         <w:spacing w:after="140" w:before="320"/>
       </w:pPr>
       <w:r>
-        <w:t xml:space="preserve">Appendix A — The features in use</w:t>
+        <w:t xml:space="preserve">Appendix A — Testing evidence</w:t>
       </w:r>
     </w:p>
     <w:p>
@@ -1167,7 +1540,7 @@
       <w:r>
         <w:drawing>
           <wp:inline distT="0" distB="0" distL="0" distR="0">
-            <wp:extent cx="5905500" cy="3971925"/>
+            <wp:extent cx="5905500" cy="1590675"/>
             <wp:effectExtent t="0" r="0" b="0" l="0"/>
             <wp:docPr id="1" name="" descr="" title=""/>
             <wp:cNvGraphicFramePr>
@@ -1192,7 +1565,7 @@
                   <pic:spPr bwMode="auto">
                     <a:xfrm>
                       <a:off x="0" y="0"/>
-                      <a:ext cx="5905500" cy="3971925"/>
+                      <a:ext cx="5905500" cy="1590675"/>
                     </a:xfrm>
                     <a:prstGeom prst="rect">
                       <a:avLst/>
@@ -1218,7 +1591,7 @@
           <w:sz w:val="18"/>
           <w:szCs w:val="18"/>
         </w:rPr>
-        <w:t xml:space="preserve">Figure A1 — Patient’s orders, each carrying its tax invoice number</w:t>
+        <w:t xml:space="preserve">Figure A1 — The payment-path defect, before and after the fix</w:t>
       </w:r>
     </w:p>
     <w:p>
@@ -1229,7 +1602,7 @@
       <w:r>
         <w:drawing>
           <wp:inline distT="0" distB="0" distL="0" distR="0">
-            <wp:extent cx="5905500" cy="3448050"/>
+            <wp:extent cx="5905500" cy="1800225"/>
             <wp:effectExtent t="0" r="0" b="0" l="0"/>
             <wp:docPr id="1" name="" descr="" title=""/>
             <wp:cNvGraphicFramePr>
@@ -1254,7 +1627,7 @@
                   <pic:spPr bwMode="auto">
                     <a:xfrm>
                       <a:off x="0" y="0"/>
-                      <a:ext cx="5905500" cy="3448050"/>
+                      <a:ext cx="5905500" cy="1800225"/>
                     </a:xfrm>
                     <a:prstGeom prst="rect">
                       <a:avLst/>
@@ -1280,7 +1653,7 @@
           <w:sz w:val="18"/>
           <w:szCs w:val="18"/>
         </w:rPr>
-        <w:t xml:space="preserve">Figure A2 — The tax invoice: rate-wise taxable value, CGST and SGST extracted from a GST-inclusive MRP</w:t>
+        <w:t xml:space="preserve">Figure A2 — Throughput against worker processes, zero failures at every step</w:t>
       </w:r>
     </w:p>
     <w:p>
@@ -1291,7 +1664,7 @@
       <w:r>
         <w:drawing>
           <wp:inline distT="0" distB="0" distL="0" distR="0">
-            <wp:extent cx="5905500" cy="3971925"/>
+            <wp:extent cx="5905500" cy="2114550"/>
             <wp:effectExtent t="0" r="0" b="0" l="0"/>
             <wp:docPr id="1" name="" descr="" title=""/>
             <wp:cNvGraphicFramePr>
@@ -1316,7 +1689,7 @@
                   <pic:spPr bwMode="auto">
                     <a:xfrm>
                       <a:off x="0" y="0"/>
-                      <a:ext cx="5905500" cy="3971925"/>
+                      <a:ext cx="5905500" cy="2114550"/>
                     </a:xfrm>
                     <a:prstGeom prst="rect">
                       <a:avLst/>
@@ -1342,7 +1715,7 @@
           <w:sz w:val="18"/>
           <w:szCs w:val="18"/>
         </w:rPr>
-        <w:t xml:space="preserve">Figure A3 — Pharmacy order queue, showing the assigned carrier and tracking reference</w:t>
+        <w:t xml:space="preserve">Figure A3 — Locust: realistic load, the saturation ceiling, and load shed under rate limiting</w:t>
       </w:r>
     </w:p>
     <w:p>
@@ -1353,7 +1726,7 @@
       <w:r>
         <w:drawing>
           <wp:inline distT="0" distB="0" distL="0" distR="0">
-            <wp:extent cx="4191000" cy="3333750"/>
+            <wp:extent cx="5905500" cy="2114550"/>
             <wp:effectExtent t="0" r="0" b="0" l="0"/>
             <wp:docPr id="1" name="" descr="" title=""/>
             <wp:cNvGraphicFramePr>
@@ -1378,7 +1751,7 @@
                   <pic:spPr bwMode="auto">
                     <a:xfrm>
                       <a:off x="0" y="0"/>
-                      <a:ext cx="4191000" cy="3333750"/>
+                      <a:ext cx="5905500" cy="2114550"/>
                     </a:xfrm>
                     <a:prstGeom prst="rect">
                       <a:avLst/>
@@ -1404,7 +1777,7 @@
           <w:sz w:val="18"/>
           <w:szCs w:val="18"/>
         </w:rPr>
-        <w:t xml:space="preserve">Figure A4 — Assigning an order to an own rider or a partner courier</w:t>
+        <w:t xml:space="preserve">Figure A4 — The 429 path: three requests allowed, the fourth refused with Retry-After; health checks unaffected</w:t>
       </w:r>
     </w:p>
     <w:p>
@@ -1415,7 +1788,7 @@
       <w:r>
         <w:drawing>
           <wp:inline distT="0" distB="0" distL="0" distR="0">
-            <wp:extent cx="5905500" cy="3971925"/>
+            <wp:extent cx="5905500" cy="3048000"/>
             <wp:effectExtent t="0" r="0" b="0" l="0"/>
             <wp:docPr id="1" name="" descr="" title=""/>
             <wp:cNvGraphicFramePr>
@@ -1440,7 +1813,7 @@
                   <pic:spPr bwMode="auto">
                     <a:xfrm>
                       <a:off x="0" y="0"/>
-                      <a:ext cx="5905500" cy="3971925"/>
+                      <a:ext cx="5905500" cy="3048000"/>
                     </a:xfrm>
                     <a:prstGeom prst="rect">
                       <a:avLst/>
@@ -1466,7 +1839,7 @@
           <w:sz w:val="18"/>
           <w:szCs w:val="18"/>
         </w:rPr>
-        <w:t xml:space="preserve">Figure A5 — Inventory with GST slab per medicine and a stock ledger on every row</w:t>
+        <w:t xml:space="preserve">Figure A5 — The automated suite: 106 assertions</w:t>
       </w:r>
     </w:p>
     <w:p>
@@ -1477,7 +1850,7 @@
       <w:r>
         <w:drawing>
           <wp:inline distT="0" distB="0" distL="0" distR="0">
-            <wp:extent cx="5905500" cy="3771900"/>
+            <wp:extent cx="5905500" cy="1390650"/>
             <wp:effectExtent t="0" r="0" b="0" l="0"/>
             <wp:docPr id="1" name="" descr="" title=""/>
             <wp:cNvGraphicFramePr>
@@ -1502,7 +1875,7 @@
                   <pic:spPr bwMode="auto">
                     <a:xfrm>
                       <a:off x="0" y="0"/>
-                      <a:ext cx="5905500" cy="3771900"/>
+                      <a:ext cx="5905500" cy="1390650"/>
                     </a:xfrm>
                     <a:prstGeom prst="rect">
                       <a:avLst/>
@@ -1528,7 +1901,7 @@
           <w:sz w:val="18"/>
           <w:szCs w:val="18"/>
         </w:rPr>
-        <w:t xml:space="preserve">Figure A6 — Stock movement history: every change with its reason, balance and author</w:t>
+        <w:t xml:space="preserve">Figure A6 — With two assertions deliberately broken: both reported together, the run completes, exit status non-zero</w:t>
       </w:r>
     </w:p>
     <w:p>
@@ -1542,7 +1915,7 @@
         <w:spacing w:after="140" w:before="320"/>
       </w:pPr>
       <w:r>
-        <w:t xml:space="preserve">Appendix B — The code behind it</w:t>
+        <w:t xml:space="preserve">Appendix B — Features delivered this week</w:t>
       </w:r>
     </w:p>
     <w:p>
@@ -1553,7 +1926,7 @@
       <w:r>
         <w:drawing>
           <wp:inline distT="0" distB="0" distL="0" distR="0">
-            <wp:extent cx="5905500" cy="2609850"/>
+            <wp:extent cx="5905500" cy="3448050"/>
             <wp:effectExtent t="0" r="0" b="0" l="0"/>
             <wp:docPr id="1" name="" descr="" title=""/>
             <wp:cNvGraphicFramePr>
@@ -1578,7 +1951,7 @@
                   <pic:spPr bwMode="auto">
                     <a:xfrm>
                       <a:off x="0" y="0"/>
-                      <a:ext cx="5905500" cy="2609850"/>
+                      <a:ext cx="5905500" cy="3448050"/>
                     </a:xfrm>
                     <a:prstGeom prst="rect">
                       <a:avLst/>
@@ -1604,7 +1977,7 @@
           <w:sz w:val="18"/>
           <w:szCs w:val="18"/>
         </w:rPr>
-        <w:t xml:space="preserve">Figure B1 — Financial-year logic and the locked per-pharmacy invoice counter</w:t>
+        <w:t xml:space="preserve">Figure B1 — The GST tax invoice: taxable value, CGST and SGST extracted from a GST-inclusive price</w:t>
       </w:r>
     </w:p>
     <w:p>
@@ -1615,7 +1988,7 @@
       <w:r>
         <w:drawing>
           <wp:inline distT="0" distB="0" distL="0" distR="0">
-            <wp:extent cx="5905500" cy="1533525"/>
+            <wp:extent cx="4191000" cy="3333750"/>
             <wp:effectExtent t="0" r="0" b="0" l="0"/>
             <wp:docPr id="1" name="" descr="" title=""/>
             <wp:cNvGraphicFramePr>
@@ -1640,7 +2013,7 @@
                   <pic:spPr bwMode="auto">
                     <a:xfrm>
                       <a:off x="0" y="0"/>
-                      <a:ext cx="5905500" cy="1533525"/>
+                      <a:ext cx="4191000" cy="3333750"/>
                     </a:xfrm>
                     <a:prstGeom prst="rect">
                       <a:avLst/>
@@ -1666,7 +2039,7 @@
           <w:sz w:val="18"/>
           <w:szCs w:val="18"/>
         </w:rPr>
-        <w:t xml:space="preserve">Figure B2 — Extracting CGST and SGST from a GST-inclusive amount</w:t>
+        <w:t xml:space="preserve">Figure B2 — Assigning an order to an own rider or a partner courier</w:t>
       </w:r>
     </w:p>
     <w:p>
@@ -1677,7 +2050,7 @@
       <w:r>
         <w:drawing>
           <wp:inline distT="0" distB="0" distL="0" distR="0">
-            <wp:extent cx="5905500" cy="4019550"/>
+            <wp:extent cx="5905500" cy="4152900"/>
             <wp:effectExtent t="0" r="0" b="0" l="0"/>
             <wp:docPr id="1" name="" descr="" title=""/>
             <wp:cNvGraphicFramePr>
@@ -1702,7 +2075,7 @@
                   <pic:spPr bwMode="auto">
                     <a:xfrm>
                       <a:off x="0" y="0"/>
-                      <a:ext cx="5905500" cy="4019550"/>
+                      <a:ext cx="5905500" cy="4152900"/>
                     </a:xfrm>
                     <a:prstGeom prst="rect">
                       <a:avLst/>
@@ -1728,7 +2101,21 @@
           <w:sz w:val="18"/>
           <w:szCs w:val="18"/>
         </w:rPr>
-        <w:t xml:space="preserve">Figure B3 — Nothing ships without a carrier; assigning a rider or courier</w:t>
+        <w:t xml:space="preserve">Figure B3 — Stock movement history: every change with its reason, balance and author</w:t>
+      </w:r>
+    </w:p>
+    <w:p>
+      <w:r>
+        <w:br w:type="page"/>
+      </w:r>
+    </w:p>
+    <w:p>
+      <w:pPr>
+        <w:pStyle w:val="Heading1"/>
+        <w:spacing w:after="140" w:before="320"/>
+      </w:pPr>
+      <w:r>
+        <w:t xml:space="preserve">Appendix C — The code</w:t>
       </w:r>
     </w:p>
     <w:p>
@@ -1739,7 +2126,7 @@
       <w:r>
         <w:drawing>
           <wp:inline distT="0" distB="0" distL="0" distR="0">
-            <wp:extent cx="5905500" cy="3581400"/>
+            <wp:extent cx="5905500" cy="4552950"/>
             <wp:effectExtent t="0" r="0" b="0" l="0"/>
             <wp:docPr id="1" name="" descr="" title=""/>
             <wp:cNvGraphicFramePr>
@@ -1764,7 +2151,7 @@
                   <pic:spPr bwMode="auto">
                     <a:xfrm>
                       <a:off x="0" y="0"/>
-                      <a:ext cx="5905500" cy="3581400"/>
+                      <a:ext cx="5905500" cy="4552950"/>
                     </a:xfrm>
                     <a:prstGeom prst="rect">
                       <a:avLst/>
@@ -1790,7 +2177,193 @@
           <w:sz w:val="18"/>
           <w:szCs w:val="18"/>
         </w:rPr>
-        <w:t xml:space="preserve">Figure B4 — Booking a stock movement: level and ledger move together or not at all</w:t>
+        <w:t xml:space="preserve">Figure C1 — Rate-limit tiers and the middleware that returns 429</w:t>
+      </w:r>
+    </w:p>
+    <w:p>
+      <w:pPr>
+        <w:spacing w:after="60" w:before="200"/>
+        <w:jc w:val="center"/>
+      </w:pPr>
+      <w:r>
+        <w:drawing>
+          <wp:inline distT="0" distB="0" distL="0" distR="0">
+            <wp:extent cx="5905500" cy="990600"/>
+            <wp:effectExtent t="0" r="0" b="0" l="0"/>
+            <wp:docPr id="1" name="" descr="" title=""/>
+            <wp:cNvGraphicFramePr>
+              <a:graphicFrameLocks xmlns:a="http://schemas.openxmlformats.org/drawingml/2006/main" noChangeAspect="1"/>
+            </wp:cNvGraphicFramePr>
+            <a:graphic xmlns:a="http://schemas.openxmlformats.org/drawingml/2006/main">
+              <a:graphicData uri="http://schemas.openxmlformats.org/drawingml/2006/picture">
+                <pic:pic xmlns:pic="http://schemas.openxmlformats.org/drawingml/2006/picture">
+                  <pic:nvPicPr>
+                    <pic:cNvPr id="0" name="" descr=""/>
+                    <pic:cNvPicPr>
+                      <a:picLocks noChangeAspect="1" noChangeArrowheads="1"/>
+                    </pic:cNvPicPr>
+                  </pic:nvPicPr>
+                  <pic:blipFill>
+                    <a:blip r:embed="rId17" cstate="none"/>
+                    <a:srcRect/>
+                    <a:stretch>
+                      <a:fillRect/>
+                    </a:stretch>
+                  </pic:blipFill>
+                  <pic:spPr bwMode="auto">
+                    <a:xfrm>
+                      <a:off x="0" y="0"/>
+                      <a:ext cx="5905500" cy="990600"/>
+                    </a:xfrm>
+                    <a:prstGeom prst="rect">
+                      <a:avLst/>
+                    </a:prstGeom>
+                  </pic:spPr>
+                </pic:pic>
+              </a:graphicData>
+            </a:graphic>
+          </wp:inline>
+        </w:drawing>
+      </w:r>
+    </w:p>
+    <w:p>
+      <w:pPr>
+        <w:spacing w:after="240"/>
+        <w:jc w:val="center"/>
+      </w:pPr>
+      <w:r>
+        <w:rPr>
+          <w:i/>
+          <w:iCs/>
+          <w:color w:val="555555"/>
+          <w:sz w:val="18"/>
+          <w:szCs w:val="18"/>
+        </w:rPr>
+        <w:t xml:space="preserve">Figure C2 — Taking the write lock up front, and why</w:t>
+      </w:r>
+    </w:p>
+    <w:p>
+      <w:pPr>
+        <w:spacing w:after="60" w:before="200"/>
+        <w:jc w:val="center"/>
+      </w:pPr>
+      <w:r>
+        <w:drawing>
+          <wp:inline distT="0" distB="0" distL="0" distR="0">
+            <wp:extent cx="5905500" cy="3905250"/>
+            <wp:effectExtent t="0" r="0" b="0" l="0"/>
+            <wp:docPr id="1" name="" descr="" title=""/>
+            <wp:cNvGraphicFramePr>
+              <a:graphicFrameLocks xmlns:a="http://schemas.openxmlformats.org/drawingml/2006/main" noChangeAspect="1"/>
+            </wp:cNvGraphicFramePr>
+            <a:graphic xmlns:a="http://schemas.openxmlformats.org/drawingml/2006/main">
+              <a:graphicData uri="http://schemas.openxmlformats.org/drawingml/2006/picture">
+                <pic:pic xmlns:pic="http://schemas.openxmlformats.org/drawingml/2006/picture">
+                  <pic:nvPicPr>
+                    <pic:cNvPr id="0" name="" descr=""/>
+                    <pic:cNvPicPr>
+                      <a:picLocks noChangeAspect="1" noChangeArrowheads="1"/>
+                    </pic:cNvPicPr>
+                  </pic:nvPicPr>
+                  <pic:blipFill>
+                    <a:blip r:embed="rId18" cstate="none"/>
+                    <a:srcRect/>
+                    <a:stretch>
+                      <a:fillRect/>
+                    </a:stretch>
+                  </pic:blipFill>
+                  <pic:spPr bwMode="auto">
+                    <a:xfrm>
+                      <a:off x="0" y="0"/>
+                      <a:ext cx="5905500" cy="3905250"/>
+                    </a:xfrm>
+                    <a:prstGeom prst="rect">
+                      <a:avLst/>
+                    </a:prstGeom>
+                  </pic:spPr>
+                </pic:pic>
+              </a:graphicData>
+            </a:graphic>
+          </wp:inline>
+        </w:drawing>
+      </w:r>
+    </w:p>
+    <w:p>
+      <w:pPr>
+        <w:spacing w:after="240"/>
+        <w:jc w:val="center"/>
+      </w:pPr>
+      <w:r>
+        <w:rPr>
+          <w:i/>
+          <w:iCs/>
+          <w:color w:val="555555"/>
+          <w:sz w:val="18"/>
+          <w:szCs w:val="18"/>
+        </w:rPr>
+        <w:t xml:space="preserve">Figure C3 — The Locust patient profile, including the paid-checkout path</w:t>
+      </w:r>
+    </w:p>
+    <w:p>
+      <w:pPr>
+        <w:spacing w:after="60" w:before="200"/>
+        <w:jc w:val="center"/>
+      </w:pPr>
+      <w:r>
+        <w:drawing>
+          <wp:inline distT="0" distB="0" distL="0" distR="0">
+            <wp:extent cx="5905500" cy="1857375"/>
+            <wp:effectExtent t="0" r="0" b="0" l="0"/>
+            <wp:docPr id="1" name="" descr="" title=""/>
+            <wp:cNvGraphicFramePr>
+              <a:graphicFrameLocks xmlns:a="http://schemas.openxmlformats.org/drawingml/2006/main" noChangeAspect="1"/>
+            </wp:cNvGraphicFramePr>
+            <a:graphic xmlns:a="http://schemas.openxmlformats.org/drawingml/2006/main">
+              <a:graphicData uri="http://schemas.openxmlformats.org/drawingml/2006/picture">
+                <pic:pic xmlns:pic="http://schemas.openxmlformats.org/drawingml/2006/picture">
+                  <pic:nvPicPr>
+                    <pic:cNvPr id="0" name="" descr=""/>
+                    <pic:cNvPicPr>
+                      <a:picLocks noChangeAspect="1" noChangeArrowheads="1"/>
+                    </pic:cNvPicPr>
+                  </pic:nvPicPr>
+                  <pic:blipFill>
+                    <a:blip r:embed="rId19" cstate="none"/>
+                    <a:srcRect/>
+                    <a:stretch>
+                      <a:fillRect/>
+                    </a:stretch>
+                  </pic:blipFill>
+                  <pic:spPr bwMode="auto">
+                    <a:xfrm>
+                      <a:off x="0" y="0"/>
+                      <a:ext cx="5905500" cy="1857375"/>
+                    </a:xfrm>
+                    <a:prstGeom prst="rect">
+                      <a:avLst/>
+                    </a:prstGeom>
+                  </pic:spPr>
+                </pic:pic>
+              </a:graphicData>
+            </a:graphic>
+          </wp:inline>
+        </w:drawing>
+      </w:r>
+    </w:p>
+    <w:p>
+      <w:pPr>
+        <w:spacing w:after="240"/>
+        <w:jc w:val="center"/>
+      </w:pPr>
+      <w:r>
+        <w:rPr>
+          <w:i/>
+          <w:iCs/>
+          <w:color w:val="555555"/>
+          <w:sz w:val="18"/>
+          <w:szCs w:val="18"/>
+        </w:rPr>
+        <w:t xml:space="preserve">Figure C4 — The locked per-pharmacy invoice counter</w:t>
       </w:r>
     </w:p>
     <w:sectPr>
